--- a/TSSSU Annex B - TadReamk Limited (draft_2).docx
+++ b/TSSSU Annex B - TadReamk Limited (draft_2).docx
@@ -6506,8 +6506,16 @@
               <w:jc w:val="center"/>
               <w:rPr>
                 <w:rFonts w:eastAsia="MingLiU"/>
+                <w:lang w:val="en-US"/>
               </w:rPr>
             </w:pPr>
+            <w:r>
+              <w:rPr>
+                <w:rFonts w:eastAsia="MingLiU"/>
+                <w:lang w:val="en-US"/>
+              </w:rPr>
+              <w:t>31 May 2026</w:t>
+            </w:r>
           </w:p>
         </w:tc>
         <w:tc>
@@ -14161,6 +14169,31 @@
 </file>
 
 <file path=customXml/item1.xml><?xml version="1.0" encoding="utf-8"?>
+<b:Sources xmlns:b="http://schemas.openxmlformats.org/officeDocument/2006/bibliography" xmlns="http://schemas.openxmlformats.org/officeDocument/2006/bibliography" SelectedStyle="\APA.XSL" StyleName="APA"/>
+</file>
+
+<file path=customXml/item2.xml><?xml version="1.0" encoding="utf-8"?>
+<p:properties xmlns:p="http://schemas.microsoft.com/office/2006/metadata/properties" xmlns:xsi="http://www.w3.org/2001/XMLSchema-instance" xmlns:pc="http://schemas.microsoft.com/office/infopath/2007/PartnerControls">
+  <documentManagement>
+    <TaxCatchAll xmlns="5a7eadf7-2b1c-4a5a-97a9-adafd1c04f06" xsi:nil="true"/>
+    <Test_option xmlns="19187dac-df12-4571-8d4c-1f93d22bc1fc" xsi:nil="true"/>
+    <lcf76f155ced4ddcb4097134ff3c332f xmlns="19187dac-df12-4571-8d4c-1f93d22bc1fc">
+      <Terms xmlns="http://schemas.microsoft.com/office/infopath/2007/PartnerControls"/>
+    </lcf76f155ced4ddcb4097134ff3c332f>
+  </documentManagement>
+</p:properties>
+</file>
+
+<file path=customXml/item3.xml><?xml version="1.0" encoding="utf-8"?>
+<?mso-contentType ?>
+<FormTemplates xmlns="http://schemas.microsoft.com/sharepoint/v3/contenttype/forms">
+  <Display>DocumentLibraryForm</Display>
+  <Edit>DocumentLibraryForm</Edit>
+  <New>DocumentLibraryForm</New>
+</FormTemplates>
+</file>
+
+<file path=customXml/item4.xml><?xml version="1.0" encoding="utf-8"?>
 <ct:contentTypeSchema xmlns:ct="http://schemas.microsoft.com/office/2006/metadata/contentType" xmlns:ma="http://schemas.microsoft.com/office/2006/metadata/properties/metaAttributes" ct:_="" ma:_="" ma:contentTypeName="Document" ma:contentTypeID="0x010100570AC14696B9334B8107905EF8DA8D2B" ma:contentTypeVersion="17" ma:contentTypeDescription="Create a new document." ma:contentTypeScope="" ma:versionID="f14dc457a3a52cbedb6971b95db0e912">
   <xsd:schema xmlns:xsd="http://www.w3.org/2001/XMLSchema" xmlns:xs="http://www.w3.org/2001/XMLSchema" xmlns:p="http://schemas.microsoft.com/office/2006/metadata/properties" xmlns:ns2="19187dac-df12-4571-8d4c-1f93d22bc1fc" xmlns:ns3="5a7eadf7-2b1c-4a5a-97a9-adafd1c04f06" targetNamespace="http://schemas.microsoft.com/office/2006/metadata/properties" ma:root="true" ma:fieldsID="48ab5d3334d14a6e5f30fbc404b13d53" ns2:_="" ns3:_="">
     <xsd:import namespace="19187dac-df12-4571-8d4c-1f93d22bc1fc"/>
@@ -14410,32 +14443,34 @@
 </ct:contentTypeSchema>
 </file>
 
-<file path=customXml/item2.xml><?xml version="1.0" encoding="utf-8"?>
-<?mso-contentType ?>
-<FormTemplates xmlns="http://schemas.microsoft.com/sharepoint/v3/contenttype/forms">
-  <Display>DocumentLibraryForm</Display>
-  <Edit>DocumentLibraryForm</Edit>
-  <New>DocumentLibraryForm</New>
-</FormTemplates>
+<file path=customXml/itemProps1.xml><?xml version="1.0" encoding="utf-8"?>
+<ds:datastoreItem xmlns:ds="http://schemas.openxmlformats.org/officeDocument/2006/customXml" ds:itemID="{B6C790D6-632D-40D1-82B2-2BA804518A72}">
+  <ds:schemaRefs>
+    <ds:schemaRef ds:uri="http://schemas.openxmlformats.org/officeDocument/2006/bibliography"/>
+  </ds:schemaRefs>
+</ds:datastoreItem>
 </file>
 
-<file path=customXml/item3.xml><?xml version="1.0" encoding="utf-8"?>
-<p:properties xmlns:p="http://schemas.microsoft.com/office/2006/metadata/properties" xmlns:xsi="http://www.w3.org/2001/XMLSchema-instance" xmlns:pc="http://schemas.microsoft.com/office/infopath/2007/PartnerControls">
-  <documentManagement>
-    <TaxCatchAll xmlns="5a7eadf7-2b1c-4a5a-97a9-adafd1c04f06" xsi:nil="true"/>
-    <Test_option xmlns="19187dac-df12-4571-8d4c-1f93d22bc1fc" xsi:nil="true"/>
-    <lcf76f155ced4ddcb4097134ff3c332f xmlns="19187dac-df12-4571-8d4c-1f93d22bc1fc">
-      <Terms xmlns="http://schemas.microsoft.com/office/infopath/2007/PartnerControls"/>
-    </lcf76f155ced4ddcb4097134ff3c332f>
-  </documentManagement>
-</p:properties>
+<file path=customXml/itemProps2.xml><?xml version="1.0" encoding="utf-8"?>
+<ds:datastoreItem xmlns:ds="http://schemas.openxmlformats.org/officeDocument/2006/customXml" ds:itemID="{4889114F-00B7-45F7-AE28-897250D757B9}">
+  <ds:schemaRefs>
+    <ds:schemaRef ds:uri="http://schemas.microsoft.com/office/2006/metadata/properties"/>
+    <ds:schemaRef ds:uri="http://schemas.microsoft.com/office/infopath/2007/PartnerControls"/>
+    <ds:schemaRef ds:uri="5a7eadf7-2b1c-4a5a-97a9-adafd1c04f06"/>
+    <ds:schemaRef ds:uri="19187dac-df12-4571-8d4c-1f93d22bc1fc"/>
+  </ds:schemaRefs>
+</ds:datastoreItem>
 </file>
 
-<file path=customXml/item4.xml><?xml version="1.0" encoding="utf-8"?>
-<b:Sources xmlns:b="http://schemas.openxmlformats.org/officeDocument/2006/bibliography" xmlns="http://schemas.openxmlformats.org/officeDocument/2006/bibliography" SelectedStyle="\APA.XSL" StyleName="APA"/>
+<file path=customXml/itemProps3.xml><?xml version="1.0" encoding="utf-8"?>
+<ds:datastoreItem xmlns:ds="http://schemas.openxmlformats.org/officeDocument/2006/customXml" ds:itemID="{6465E9C1-9834-467F-8A90-445251FD291D}">
+  <ds:schemaRefs>
+    <ds:schemaRef ds:uri="http://schemas.microsoft.com/sharepoint/v3/contenttype/forms"/>
+  </ds:schemaRefs>
+</ds:datastoreItem>
 </file>
 
-<file path=customXml/itemProps1.xml><?xml version="1.0" encoding="utf-8"?>
+<file path=customXml/itemProps4.xml><?xml version="1.0" encoding="utf-8"?>
 <ds:datastoreItem xmlns:ds="http://schemas.openxmlformats.org/officeDocument/2006/customXml" ds:itemID="{0500175E-B7E1-4F66-857E-8CCD3DCE3C2F}">
   <ds:schemaRefs>
     <ds:schemaRef ds:uri="http://schemas.microsoft.com/office/2006/metadata/contentType"/>
@@ -14452,31 +14487,4 @@
     <ds:schemaRef ds:uri="http://schemas.microsoft.com/internal/obd"/>
   </ds:schemaRefs>
 </ds:datastoreItem>
-</file>
-
-<file path=customXml/itemProps2.xml><?xml version="1.0" encoding="utf-8"?>
-<ds:datastoreItem xmlns:ds="http://schemas.openxmlformats.org/officeDocument/2006/customXml" ds:itemID="{6465E9C1-9834-467F-8A90-445251FD291D}">
-  <ds:schemaRefs>
-    <ds:schemaRef ds:uri="http://schemas.microsoft.com/sharepoint/v3/contenttype/forms"/>
-  </ds:schemaRefs>
-</ds:datastoreItem>
-</file>
-
-<file path=customXml/itemProps3.xml><?xml version="1.0" encoding="utf-8"?>
-<ds:datastoreItem xmlns:ds="http://schemas.openxmlformats.org/officeDocument/2006/customXml" ds:itemID="{4889114F-00B7-45F7-AE28-897250D757B9}">
-  <ds:schemaRefs>
-    <ds:schemaRef ds:uri="http://schemas.microsoft.com/office/2006/metadata/properties"/>
-    <ds:schemaRef ds:uri="http://schemas.microsoft.com/office/infopath/2007/PartnerControls"/>
-    <ds:schemaRef ds:uri="5a7eadf7-2b1c-4a5a-97a9-adafd1c04f06"/>
-    <ds:schemaRef ds:uri="19187dac-df12-4571-8d4c-1f93d22bc1fc"/>
-  </ds:schemaRefs>
-</ds:datastoreItem>
-</file>
-
-<file path=customXml/itemProps4.xml><?xml version="1.0" encoding="utf-8"?>
-<ds:datastoreItem xmlns:ds="http://schemas.openxmlformats.org/officeDocument/2006/customXml" ds:itemID="{B6C790D6-632D-40D1-82B2-2BA804518A72}">
-  <ds:schemaRefs>
-    <ds:schemaRef ds:uri="http://schemas.openxmlformats.org/officeDocument/2006/bibliography"/>
-  </ds:schemaRefs>
-</ds:datastoreItem>
 </file>